--- a/Entregables_individuales/Cuestionario_Consultorio_Contestado.docx
+++ b/Entregables_individuales/Cuestionario_Consultorio_Contestado.docx
@@ -17,51 +17,347 @@
           <w:sz w:val="24"/>
           <w:szCs w:val="24"/>
         </w:rPr>
-        <w:t>Información general del consulto</w:t>
+        <w:t>Información general del consultorio</w:t>
+      </w:r>
+    </w:p>
+    <w:p>
+      <w:pPr>
+        <w:spacing w:line="276" w:lineRule="auto"/>
+        <w:rPr>
+          <w:b/>
+          <w:sz w:val="24"/>
+          <w:szCs w:val="24"/>
+        </w:rPr>
+      </w:pPr>
+      <w:r>
+        <w:rPr>
+          <w:b/>
+          <w:sz w:val="24"/>
+          <w:szCs w:val="24"/>
+        </w:rPr>
+        <w:t>1. Nombre completo del médico y especialidad.</w:t>
+      </w:r>
+    </w:p>
+    <w:p>
+      <w:pPr>
+        <w:spacing w:line="276" w:lineRule="auto"/>
+        <w:rPr>
+          <w:sz w:val="24"/>
+          <w:szCs w:val="24"/>
+        </w:rPr>
+      </w:pPr>
+      <w:r>
+        <w:rPr>
+          <w:sz w:val="24"/>
+          <w:szCs w:val="24"/>
+        </w:rPr>
+        <w:t xml:space="preserve">Irving Saúl </w:t>
+      </w:r>
+      <w:proofErr w:type="spellStart"/>
+      <w:r>
+        <w:rPr>
+          <w:sz w:val="24"/>
+          <w:szCs w:val="24"/>
+        </w:rPr>
+        <w:t>Jaimes</w:t>
+      </w:r>
+      <w:proofErr w:type="spellEnd"/>
+      <w:r>
+        <w:rPr>
+          <w:sz w:val="24"/>
+          <w:szCs w:val="24"/>
+        </w:rPr>
+        <w:t xml:space="preserve"> Macedo.</w:t>
+      </w:r>
+    </w:p>
+    <w:p>
+      <w:pPr>
+        <w:spacing w:line="276" w:lineRule="auto"/>
+        <w:rPr>
+          <w:sz w:val="24"/>
+          <w:szCs w:val="24"/>
+        </w:rPr>
+      </w:pPr>
+      <w:r>
+        <w:rPr>
+          <w:sz w:val="24"/>
+          <w:szCs w:val="24"/>
+        </w:rPr>
+        <w:t xml:space="preserve">Médico Cirujano con especialidad en Estética facial y corporal. </w:t>
+      </w:r>
+    </w:p>
+    <w:p>
+      <w:pPr>
+        <w:spacing w:line="276" w:lineRule="auto"/>
+        <w:rPr>
+          <w:b/>
+          <w:sz w:val="24"/>
+          <w:szCs w:val="24"/>
+        </w:rPr>
+      </w:pPr>
+      <w:r>
+        <w:rPr>
+          <w:b/>
+          <w:sz w:val="24"/>
+          <w:szCs w:val="24"/>
+        </w:rPr>
+        <w:t>2. Nombre, dirección y ubicación del consultorio (incluyendo ciudad y código postal).</w:t>
+      </w:r>
+    </w:p>
+    <w:p>
+      <w:pPr>
+        <w:spacing w:line="276" w:lineRule="auto"/>
+        <w:rPr>
+          <w:sz w:val="24"/>
+          <w:szCs w:val="24"/>
+        </w:rPr>
+      </w:pPr>
+      <w:r>
+        <w:rPr>
+          <w:sz w:val="24"/>
+          <w:szCs w:val="24"/>
+        </w:rPr>
+        <w:t xml:space="preserve">Médica </w:t>
+      </w:r>
+      <w:proofErr w:type="spellStart"/>
+      <w:r>
+        <w:rPr>
+          <w:sz w:val="24"/>
+          <w:szCs w:val="24"/>
+        </w:rPr>
+        <w:t>Isor</w:t>
+      </w:r>
+      <w:proofErr w:type="spellEnd"/>
+      <w:r>
+        <w:rPr>
+          <w:sz w:val="24"/>
+          <w:szCs w:val="24"/>
+        </w:rPr>
+        <w:t xml:space="preserve">. </w:t>
+      </w:r>
+    </w:p>
+    <w:p>
+      <w:pPr>
+        <w:spacing w:line="276" w:lineRule="auto"/>
+        <w:rPr>
+          <w:sz w:val="24"/>
+          <w:szCs w:val="24"/>
+        </w:rPr>
+      </w:pPr>
+      <w:r>
+        <w:rPr>
+          <w:sz w:val="24"/>
+          <w:szCs w:val="24"/>
+        </w:rPr>
+        <w:t xml:space="preserve">De los Planetas SN, colonia del Sol. 51400 Tejupilco de Hidalgo </w:t>
+      </w:r>
+      <w:proofErr w:type="spellStart"/>
+      <w:r>
+        <w:rPr>
+          <w:sz w:val="24"/>
+          <w:szCs w:val="24"/>
+        </w:rPr>
+        <w:t>Mexico</w:t>
+      </w:r>
+      <w:proofErr w:type="spellEnd"/>
+      <w:r>
+        <w:rPr>
+          <w:sz w:val="24"/>
+          <w:szCs w:val="24"/>
+        </w:rPr>
+        <w:t>.</w:t>
+      </w:r>
+    </w:p>
+    <w:p>
+      <w:pPr>
+        <w:spacing w:line="276" w:lineRule="auto"/>
+        <w:rPr>
+          <w:b/>
+          <w:sz w:val="24"/>
+          <w:szCs w:val="24"/>
+        </w:rPr>
+      </w:pPr>
+      <w:r>
+        <w:rPr>
+          <w:b/>
+          <w:sz w:val="24"/>
+          <w:szCs w:val="24"/>
+        </w:rPr>
+        <w:t>3. Horario de atención habitual: días de la semana y horas de consulta.</w:t>
+      </w:r>
+    </w:p>
+    <w:p>
+      <w:pPr>
+        <w:spacing w:line="276" w:lineRule="auto"/>
+        <w:rPr>
+          <w:sz w:val="24"/>
+          <w:szCs w:val="24"/>
+        </w:rPr>
+      </w:pPr>
+      <w:r>
+        <w:rPr>
+          <w:sz w:val="24"/>
+          <w:szCs w:val="24"/>
+        </w:rPr>
+        <w:t>En los días de la semana no se atienden días específicos, pero puede haber citas los 7 días de la semana</w:t>
+      </w:r>
+    </w:p>
+    <w:p>
+      <w:pPr>
+        <w:spacing w:line="276" w:lineRule="auto"/>
+        <w:rPr>
+          <w:sz w:val="24"/>
+          <w:szCs w:val="24"/>
+        </w:rPr>
+      </w:pPr>
+      <w:r>
+        <w:rPr>
+          <w:sz w:val="24"/>
+          <w:szCs w:val="24"/>
+        </w:rPr>
+        <w:t xml:space="preserve">El </w:t>
+      </w:r>
+      <w:proofErr w:type="spellStart"/>
+      <w:r>
+        <w:rPr>
+          <w:sz w:val="24"/>
+          <w:szCs w:val="24"/>
+        </w:rPr>
+        <w:t>Dr</w:t>
+      </w:r>
+      <w:proofErr w:type="spellEnd"/>
+      <w:r>
+        <w:rPr>
+          <w:sz w:val="24"/>
+          <w:szCs w:val="24"/>
+        </w:rPr>
+        <w:t xml:space="preserve"> puede venir 1 ves a la semana y el día es opcional el indica que día viene </w:t>
+      </w:r>
+    </w:p>
+    <w:p>
+      <w:pPr>
+        <w:spacing w:line="276" w:lineRule="auto"/>
+        <w:rPr>
+          <w:sz w:val="24"/>
+          <w:szCs w:val="24"/>
+        </w:rPr>
+      </w:pPr>
+      <w:r>
+        <w:rPr>
+          <w:sz w:val="24"/>
+          <w:szCs w:val="24"/>
+        </w:rPr>
+        <w:t>Horario de Atención 8</w:t>
+      </w:r>
+      <w:r>
+        <w:rPr>
+          <w:sz w:val="24"/>
+          <w:szCs w:val="24"/>
+        </w:rPr>
+        <w:t xml:space="preserve">:00 </w:t>
+      </w:r>
+      <w:r>
+        <w:rPr>
+          <w:sz w:val="24"/>
+          <w:szCs w:val="24"/>
+        </w:rPr>
+        <w:t>am 6</w:t>
+      </w:r>
+      <w:r>
+        <w:rPr>
+          <w:sz w:val="24"/>
+          <w:szCs w:val="24"/>
+        </w:rPr>
+        <w:t xml:space="preserve">:00 </w:t>
+      </w:r>
+      <w:r>
+        <w:rPr>
+          <w:sz w:val="24"/>
+          <w:szCs w:val="24"/>
+        </w:rPr>
+        <w:t xml:space="preserve">pm </w:t>
+      </w:r>
+    </w:p>
+    <w:p>
+      <w:pPr>
+        <w:spacing w:line="276" w:lineRule="auto"/>
+        <w:rPr>
+          <w:sz w:val="24"/>
+          <w:szCs w:val="24"/>
+        </w:rPr>
+      </w:pPr>
+      <w:r>
+        <w:rPr>
+          <w:sz w:val="24"/>
+          <w:szCs w:val="24"/>
+        </w:rPr>
+        <w:t xml:space="preserve">Horas de consulta aproximada de </w:t>
+      </w:r>
+      <w:r>
+        <w:rPr>
+          <w:sz w:val="24"/>
+          <w:szCs w:val="24"/>
+        </w:rPr>
+        <w:t xml:space="preserve">10 </w:t>
       </w:r>
       <w:bookmarkStart w:id="0" w:name="_GoBack"/>
       <w:bookmarkEnd w:id="0"/>
       <w:r>
         <w:rPr>
-          <w:b/>
-          <w:sz w:val="24"/>
-          <w:szCs w:val="24"/>
-        </w:rPr>
-        <w:t>rio</w:t>
-      </w:r>
-    </w:p>
-    <w:p>
-      <w:pPr>
-        <w:spacing w:line="276" w:lineRule="auto"/>
-        <w:rPr>
-          <w:b/>
-          <w:sz w:val="24"/>
-          <w:szCs w:val="24"/>
-        </w:rPr>
-      </w:pPr>
-      <w:r>
-        <w:rPr>
-          <w:b/>
-          <w:sz w:val="24"/>
-          <w:szCs w:val="24"/>
-        </w:rPr>
-        <w:t>1. Nombre completo del médico y especialidad.</w:t>
-      </w:r>
-    </w:p>
-    <w:p>
-      <w:pPr>
-        <w:spacing w:line="276" w:lineRule="auto"/>
-        <w:rPr>
-          <w:sz w:val="24"/>
-          <w:szCs w:val="24"/>
-        </w:rPr>
-      </w:pPr>
-      <w:r>
-        <w:rPr>
-          <w:sz w:val="24"/>
-          <w:szCs w:val="24"/>
-        </w:rPr>
-        <w:t xml:space="preserve">Irving Saúl </w:t>
+          <w:sz w:val="24"/>
+          <w:szCs w:val="24"/>
+        </w:rPr>
+        <w:t xml:space="preserve">horas en promedio puede variar no siempre son las mismas. </w:t>
+      </w:r>
+    </w:p>
+    <w:p>
+      <w:pPr>
+        <w:spacing w:line="276" w:lineRule="auto"/>
+        <w:rPr>
+          <w:b/>
+          <w:sz w:val="24"/>
+          <w:szCs w:val="24"/>
+        </w:rPr>
+      </w:pPr>
+      <w:r>
+        <w:rPr>
+          <w:b/>
+          <w:sz w:val="24"/>
+          <w:szCs w:val="24"/>
+        </w:rPr>
+        <w:t>4. Número máximo de pacientes que atiende por día.</w:t>
+      </w:r>
+    </w:p>
+    <w:p>
+      <w:pPr>
+        <w:spacing w:line="276" w:lineRule="auto"/>
+        <w:rPr>
+          <w:sz w:val="24"/>
+          <w:szCs w:val="24"/>
+        </w:rPr>
+      </w:pPr>
+      <w:r>
+        <w:rPr>
+          <w:sz w:val="24"/>
+          <w:szCs w:val="24"/>
+        </w:rPr>
+        <w:t xml:space="preserve">De masajes postoperatorios 5-7 máximo. </w:t>
+      </w:r>
+    </w:p>
+    <w:p>
+      <w:pPr>
+        <w:spacing w:line="276" w:lineRule="auto"/>
+        <w:rPr>
+          <w:sz w:val="24"/>
+          <w:szCs w:val="24"/>
+        </w:rPr>
+      </w:pPr>
+      <w:r>
+        <w:rPr>
+          <w:sz w:val="24"/>
+          <w:szCs w:val="24"/>
+        </w:rPr>
+        <w:t xml:space="preserve">De consulta </w:t>
       </w:r>
       <w:proofErr w:type="spellStart"/>
       <w:r>
@@ -69,7 +365,7 @@
           <w:sz w:val="24"/>
           <w:szCs w:val="24"/>
         </w:rPr>
-        <w:t>Jaimes</w:t>
+        <w:t>pre-visita</w:t>
       </w:r>
       <w:proofErr w:type="spellEnd"/>
       <w:r>
@@ -77,57 +373,41 @@
           <w:sz w:val="24"/>
           <w:szCs w:val="24"/>
         </w:rPr>
-        <w:t xml:space="preserve"> Macedo.</w:t>
-      </w:r>
-    </w:p>
-    <w:p>
-      <w:pPr>
-        <w:spacing w:line="276" w:lineRule="auto"/>
-        <w:rPr>
-          <w:sz w:val="24"/>
-          <w:szCs w:val="24"/>
-        </w:rPr>
-      </w:pPr>
-      <w:r>
-        <w:rPr>
-          <w:sz w:val="24"/>
-          <w:szCs w:val="24"/>
-        </w:rPr>
-        <w:t xml:space="preserve">Médico Cirujano con especialidad en Estética facial y corporal. </w:t>
-      </w:r>
-    </w:p>
-    <w:p>
-      <w:pPr>
-        <w:spacing w:line="276" w:lineRule="auto"/>
-        <w:rPr>
-          <w:b/>
-          <w:sz w:val="24"/>
-          <w:szCs w:val="24"/>
-        </w:rPr>
-      </w:pPr>
-      <w:r>
-        <w:rPr>
-          <w:b/>
-          <w:sz w:val="24"/>
-          <w:szCs w:val="24"/>
-        </w:rPr>
-        <w:t>2. Nombre, dirección y ubicación del consultorio (incluyendo ciudad y código postal).</w:t>
-      </w:r>
-    </w:p>
-    <w:p>
-      <w:pPr>
-        <w:spacing w:line="276" w:lineRule="auto"/>
-        <w:rPr>
-          <w:sz w:val="24"/>
-          <w:szCs w:val="24"/>
-        </w:rPr>
-      </w:pPr>
-      <w:r>
-        <w:rPr>
-          <w:sz w:val="24"/>
-          <w:szCs w:val="24"/>
-        </w:rPr>
-        <w:t xml:space="preserve">Médica </w:t>
+        <w:t xml:space="preserve">  no hay especifico pero igual más o menos 5-6 y  de 4-5 para procedimientos faciales </w:t>
+      </w:r>
+    </w:p>
+    <w:p>
+      <w:pPr>
+        <w:spacing w:line="276" w:lineRule="auto"/>
+        <w:rPr>
+          <w:b/>
+          <w:sz w:val="24"/>
+          <w:szCs w:val="24"/>
+        </w:rPr>
+      </w:pPr>
+      <w:r>
+        <w:rPr>
+          <w:b/>
+          <w:sz w:val="24"/>
+          <w:szCs w:val="24"/>
+        </w:rPr>
+        <w:t>5. ¿Hay pausas durante el día (por ejemplo, hora de comida)? Si es así, ¿en qué horarios?</w:t>
+      </w:r>
+    </w:p>
+    <w:p>
+      <w:pPr>
+        <w:spacing w:line="276" w:lineRule="auto"/>
+        <w:rPr>
+          <w:sz w:val="24"/>
+          <w:szCs w:val="24"/>
+        </w:rPr>
+      </w:pPr>
+      <w:r>
+        <w:rPr>
+          <w:sz w:val="24"/>
+          <w:szCs w:val="24"/>
+        </w:rPr>
+        <w:t xml:space="preserve">Casi no, porque depende desde qué hora se empiezan a agendar. Cuando son días pesados que iniciaba 9 am por ejemplo me sacaba a las 12:30pm </w:t>
       </w:r>
       <w:proofErr w:type="spellStart"/>
       <w:r>
@@ -135,7 +415,7 @@
           <w:sz w:val="24"/>
           <w:szCs w:val="24"/>
         </w:rPr>
-        <w:t>Isor</w:t>
+        <w:t>aprox</w:t>
       </w:r>
       <w:proofErr w:type="spellEnd"/>
       <w:r>
@@ -143,252 +423,6 @@
           <w:sz w:val="24"/>
           <w:szCs w:val="24"/>
         </w:rPr>
-        <w:t xml:space="preserve">. </w:t>
-      </w:r>
-    </w:p>
-    <w:p>
-      <w:pPr>
-        <w:spacing w:line="276" w:lineRule="auto"/>
-        <w:rPr>
-          <w:sz w:val="24"/>
-          <w:szCs w:val="24"/>
-        </w:rPr>
-      </w:pPr>
-      <w:r>
-        <w:rPr>
-          <w:sz w:val="24"/>
-          <w:szCs w:val="24"/>
-        </w:rPr>
-        <w:t xml:space="preserve">De los Planetas SN, colonia del Sol. 51400 Tejupilco de Hidalgo </w:t>
-      </w:r>
-      <w:proofErr w:type="spellStart"/>
-      <w:r>
-        <w:rPr>
-          <w:sz w:val="24"/>
-          <w:szCs w:val="24"/>
-        </w:rPr>
-        <w:t>Mexico</w:t>
-      </w:r>
-      <w:proofErr w:type="spellEnd"/>
-      <w:r>
-        <w:rPr>
-          <w:sz w:val="24"/>
-          <w:szCs w:val="24"/>
-        </w:rPr>
-        <w:t>.</w:t>
-      </w:r>
-    </w:p>
-    <w:p>
-      <w:pPr>
-        <w:spacing w:line="276" w:lineRule="auto"/>
-        <w:rPr>
-          <w:b/>
-          <w:sz w:val="24"/>
-          <w:szCs w:val="24"/>
-        </w:rPr>
-      </w:pPr>
-      <w:r>
-        <w:rPr>
-          <w:b/>
-          <w:sz w:val="24"/>
-          <w:szCs w:val="24"/>
-        </w:rPr>
-        <w:t>3. Horario de atención habitual: días de la semana y horas de consulta.</w:t>
-      </w:r>
-    </w:p>
-    <w:p>
-      <w:pPr>
-        <w:spacing w:line="276" w:lineRule="auto"/>
-        <w:rPr>
-          <w:sz w:val="24"/>
-          <w:szCs w:val="24"/>
-        </w:rPr>
-      </w:pPr>
-      <w:r>
-        <w:rPr>
-          <w:sz w:val="24"/>
-          <w:szCs w:val="24"/>
-        </w:rPr>
-        <w:t>En los días de la semana no se atienden días específicos, pero puede haber citas los 7 días de la semana</w:t>
-      </w:r>
-    </w:p>
-    <w:p>
-      <w:pPr>
-        <w:spacing w:line="276" w:lineRule="auto"/>
-        <w:rPr>
-          <w:sz w:val="24"/>
-          <w:szCs w:val="24"/>
-        </w:rPr>
-      </w:pPr>
-      <w:r>
-        <w:rPr>
-          <w:sz w:val="24"/>
-          <w:szCs w:val="24"/>
-        </w:rPr>
-        <w:t xml:space="preserve">El </w:t>
-      </w:r>
-      <w:proofErr w:type="spellStart"/>
-      <w:r>
-        <w:rPr>
-          <w:sz w:val="24"/>
-          <w:szCs w:val="24"/>
-        </w:rPr>
-        <w:t>Dr</w:t>
-      </w:r>
-      <w:proofErr w:type="spellEnd"/>
-      <w:r>
-        <w:rPr>
-          <w:sz w:val="24"/>
-          <w:szCs w:val="24"/>
-        </w:rPr>
-        <w:t xml:space="preserve"> puede venir 1 ves a la semana y el día es opcional el indica que día viene </w:t>
-      </w:r>
-    </w:p>
-    <w:p>
-      <w:pPr>
-        <w:spacing w:line="276" w:lineRule="auto"/>
-        <w:rPr>
-          <w:sz w:val="24"/>
-          <w:szCs w:val="24"/>
-        </w:rPr>
-      </w:pPr>
-      <w:r>
-        <w:rPr>
-          <w:sz w:val="24"/>
-          <w:szCs w:val="24"/>
-        </w:rPr>
-        <w:t xml:space="preserve">Horario de Atención 8am 6pm </w:t>
-      </w:r>
-    </w:p>
-    <w:p>
-      <w:pPr>
-        <w:spacing w:line="276" w:lineRule="auto"/>
-        <w:rPr>
-          <w:sz w:val="24"/>
-          <w:szCs w:val="24"/>
-        </w:rPr>
-      </w:pPr>
-      <w:r>
-        <w:rPr>
-          <w:sz w:val="24"/>
-          <w:szCs w:val="24"/>
-        </w:rPr>
-        <w:t xml:space="preserve">Horas de consulta aproximada de 8 horas en promedio puede variar no siempre son las mismas. </w:t>
-      </w:r>
-    </w:p>
-    <w:p>
-      <w:pPr>
-        <w:spacing w:line="276" w:lineRule="auto"/>
-        <w:rPr>
-          <w:b/>
-          <w:sz w:val="24"/>
-          <w:szCs w:val="24"/>
-        </w:rPr>
-      </w:pPr>
-      <w:r>
-        <w:rPr>
-          <w:b/>
-          <w:sz w:val="24"/>
-          <w:szCs w:val="24"/>
-        </w:rPr>
-        <w:t>4. Número máximo de pacientes que atiende por día.</w:t>
-      </w:r>
-    </w:p>
-    <w:p>
-      <w:pPr>
-        <w:spacing w:line="276" w:lineRule="auto"/>
-        <w:rPr>
-          <w:sz w:val="24"/>
-          <w:szCs w:val="24"/>
-        </w:rPr>
-      </w:pPr>
-      <w:r>
-        <w:rPr>
-          <w:sz w:val="24"/>
-          <w:szCs w:val="24"/>
-        </w:rPr>
-        <w:t xml:space="preserve">De masajes postoperatorios 5-7 máximo. </w:t>
-      </w:r>
-    </w:p>
-    <w:p>
-      <w:pPr>
-        <w:spacing w:line="276" w:lineRule="auto"/>
-        <w:rPr>
-          <w:sz w:val="24"/>
-          <w:szCs w:val="24"/>
-        </w:rPr>
-      </w:pPr>
-      <w:r>
-        <w:rPr>
-          <w:sz w:val="24"/>
-          <w:szCs w:val="24"/>
-        </w:rPr>
-        <w:t xml:space="preserve">De consulta </w:t>
-      </w:r>
-      <w:proofErr w:type="spellStart"/>
-      <w:r>
-        <w:rPr>
-          <w:sz w:val="24"/>
-          <w:szCs w:val="24"/>
-        </w:rPr>
-        <w:t>pre-visita</w:t>
-      </w:r>
-      <w:proofErr w:type="spellEnd"/>
-      <w:r>
-        <w:rPr>
-          <w:sz w:val="24"/>
-          <w:szCs w:val="24"/>
-        </w:rPr>
-        <w:t xml:space="preserve">  no hay especifico pero igual más o menos 5-6 y  de 4-5 para procedimientos faciales </w:t>
-      </w:r>
-    </w:p>
-    <w:p>
-      <w:pPr>
-        <w:spacing w:line="276" w:lineRule="auto"/>
-        <w:rPr>
-          <w:b/>
-          <w:sz w:val="24"/>
-          <w:szCs w:val="24"/>
-        </w:rPr>
-      </w:pPr>
-      <w:r>
-        <w:rPr>
-          <w:b/>
-          <w:sz w:val="24"/>
-          <w:szCs w:val="24"/>
-        </w:rPr>
-        <w:t>5. ¿Hay pausas durante el día (por ejemplo, hora de comida)? Si es así, ¿en qué horarios?</w:t>
-      </w:r>
-    </w:p>
-    <w:p>
-      <w:pPr>
-        <w:spacing w:line="276" w:lineRule="auto"/>
-        <w:rPr>
-          <w:sz w:val="24"/>
-          <w:szCs w:val="24"/>
-        </w:rPr>
-      </w:pPr>
-      <w:r>
-        <w:rPr>
-          <w:sz w:val="24"/>
-          <w:szCs w:val="24"/>
-        </w:rPr>
-        <w:t xml:space="preserve">Casi no, porque depende desde qué hora se empiezan a agendar. Cuando son días pesados que iniciaba 9 am por ejemplo me sacaba a las 12:30pm </w:t>
-      </w:r>
-      <w:proofErr w:type="spellStart"/>
-      <w:r>
-        <w:rPr>
-          <w:sz w:val="24"/>
-          <w:szCs w:val="24"/>
-        </w:rPr>
-        <w:t>aprox</w:t>
-      </w:r>
-      <w:proofErr w:type="spellEnd"/>
-      <w:r>
-        <w:rPr>
-          <w:sz w:val="24"/>
-          <w:szCs w:val="24"/>
-        </w:rPr>
         <w:t xml:space="preserve"> media hora, por ejemplo en los días cuando va el doctor que son los días más pesados </w:t>
       </w:r>
     </w:p>
@@ -473,6 +507,7 @@
           <w:sz w:val="24"/>
           <w:szCs w:val="24"/>
         </w:rPr>
+        <w:lastRenderedPageBreak/>
         <w:t>7. ¿Cómo se gestionan actualmente las citas en su consultorio (agenda física, llamadas telefónicas, WhatsApp, otra plataforma)?</w:t>
       </w:r>
     </w:p>
@@ -489,7 +524,6 @@
           <w:sz w:val="24"/>
           <w:szCs w:val="24"/>
         </w:rPr>
-        <w:lastRenderedPageBreak/>
         <w:t xml:space="preserve">Se agendan por todas las vías presencial, por llamada, por </w:t>
       </w:r>
       <w:proofErr w:type="spellStart"/>
